--- a/docs/设计报告.docx
+++ b/docs/设计报告.docx
@@ -1140,31 +1140,163 @@
     </w:p>
     <w:p>
       <w:pPr>
-        <w:spacing w:after="0" w:before="60" w:line="240" w:lineRule="exact"/>
-        <w:ind w:left="240"/>
-      </w:pPr>
-      <w:r>
-        <w:rPr>
-          <w:rFonts w:ascii="Consolas" w:eastAsia="SimSun" w:hAnsi="Consolas"/>
-          <w:sz w:val="18"/>
-          <w:szCs w:val="18"/>
-        </w:rPr>
-        <w:t xml:space="preserve">μ(k) = μ(k-1) + α · [ x(k) - μ(k-1) ]</w:t>
-      </w:r>
-    </w:p>
-    <w:p>
-      <w:pPr>
-        <w:spacing w:after="60" w:before="0" w:line="240" w:lineRule="exact"/>
-        <w:ind w:left="240"/>
-      </w:pPr>
-      <w:r>
-        <w:rPr>
-          <w:rFonts w:ascii="Consolas" w:eastAsia="SimSun" w:hAnsi="Consolas"/>
-          <w:sz w:val="18"/>
-          <w:szCs w:val="18"/>
-        </w:rPr>
-        <w:t xml:space="preserve">σ(k) = σ(k-1) + β · [ |x(k) - μ(k-1)| - σ(k-1) ]</w:t>
-      </w:r>
+        <w:spacing w:after="60" w:before="60" w:line="440" w:lineRule="exact"/>
+        <w:jc w:val="center"/>
+      </w:pPr>
+      <m:oMath>
+        <m:sSub>
+          <m:sSubPr/>
+          <m:e>
+            <m:r>
+              <m:t>μ</m:t>
+            </m:r>
+          </m:e>
+          <m:sub>
+            <m:r>
+              <m:t>k</m:t>
+            </m:r>
+          </m:sub>
+        </m:sSub>
+        <m:r>
+          <m:t> = </m:t>
+        </m:r>
+        <m:sSub>
+          <m:sSubPr/>
+          <m:e>
+            <m:r>
+              <m:t>μ</m:t>
+            </m:r>
+          </m:e>
+          <m:sub>
+            <m:r>
+              <m:t>k−1</m:t>
+            </m:r>
+          </m:sub>
+        </m:sSub>
+        <m:r>
+          <m:t> + α(</m:t>
+        </m:r>
+        <m:sSub>
+          <m:sSubPr/>
+          <m:e>
+            <m:r>
+              <m:t>x</m:t>
+            </m:r>
+          </m:e>
+          <m:sub>
+            <m:r>
+              <m:t>k</m:t>
+            </m:r>
+          </m:sub>
+        </m:sSub>
+        <m:r>
+          <m:t> − </m:t>
+        </m:r>
+        <m:sSub>
+          <m:sSubPr/>
+          <m:e>
+            <m:r>
+              <m:t>μ</m:t>
+            </m:r>
+          </m:e>
+          <m:sub>
+            <m:r>
+              <m:t>k−1</m:t>
+            </m:r>
+          </m:sub>
+        </m:sSub>
+        <m:r>
+          <m:t>)</m:t>
+        </m:r>
+      </m:oMath>
+    </w:p>
+    <w:p>
+      <w:pPr>
+        <w:spacing w:after="60" w:before="60" w:line="440" w:lineRule="exact"/>
+        <w:jc w:val="center"/>
+      </w:pPr>
+      <m:oMath>
+        <m:sSub>
+          <m:sSubPr/>
+          <m:e>
+            <m:r>
+              <m:t>σ</m:t>
+            </m:r>
+          </m:e>
+          <m:sub>
+            <m:r>
+              <m:t>k</m:t>
+            </m:r>
+          </m:sub>
+        </m:sSub>
+        <m:r>
+          <m:t> = </m:t>
+        </m:r>
+        <m:sSub>
+          <m:sSubPr/>
+          <m:e>
+            <m:r>
+              <m:t>σ</m:t>
+            </m:r>
+          </m:e>
+          <m:sub>
+            <m:r>
+              <m:t>k−1</m:t>
+            </m:r>
+          </m:sub>
+        </m:sSub>
+        <m:r>
+          <m:t> + β(|</m:t>
+        </m:r>
+        <m:sSub>
+          <m:sSubPr/>
+          <m:e>
+            <m:r>
+              <m:t>x</m:t>
+            </m:r>
+          </m:e>
+          <m:sub>
+            <m:r>
+              <m:t>k</m:t>
+            </m:r>
+          </m:sub>
+        </m:sSub>
+        <m:r>
+          <m:t> − </m:t>
+        </m:r>
+        <m:sSub>
+          <m:sSubPr/>
+          <m:e>
+            <m:r>
+              <m:t>μ</m:t>
+            </m:r>
+          </m:e>
+          <m:sub>
+            <m:r>
+              <m:t>k−1</m:t>
+            </m:r>
+          </m:sub>
+        </m:sSub>
+        <m:r>
+          <m:t>| − </m:t>
+        </m:r>
+        <m:sSub>
+          <m:sSubPr/>
+          <m:e>
+            <m:r>
+              <m:t>σ</m:t>
+            </m:r>
+          </m:e>
+          <m:sub>
+            <m:r>
+              <m:t>k−1</m:t>
+            </m:r>
+          </m:sub>
+        </m:sSub>
+        <m:r>
+          <m:t>)</m:t>
+        </m:r>
+      </m:oMath>
     </w:p>
     <w:p>
       <w:pPr>
@@ -1182,30 +1314,107 @@
     </w:p>
     <w:p>
       <w:pPr>
-        <w:spacing w:after="0" w:before="60" w:line="240" w:lineRule="exact"/>
-        <w:ind w:left="240"/>
-      </w:pPr>
-      <w:r>
-        <w:rPr>
-          <w:rFonts w:ascii="Consolas" w:eastAsia="SimSun" w:hAnsi="Consolas"/>
-          <w:sz w:val="18"/>
-          <w:szCs w:val="18"/>
-        </w:rPr>
-        <w:t xml:space="preserve">[ μ - w , μ + w ] ,   w = clamp( 3σ , w_min , w_max )</w:t>
-      </w:r>
-    </w:p>
-    <w:p>
-      <w:pPr>
-        <w:spacing w:after="60" w:before="0" w:line="240" w:lineRule="exact"/>
-        <w:ind w:left="240"/>
-      </w:pPr>
-      <w:r>
-        <w:rPr>
-          <w:rFonts w:ascii="Consolas" w:eastAsia="SimSun" w:hAnsi="Consolas"/>
-          <w:sz w:val="18"/>
-          <w:szCs w:val="18"/>
-        </w:rPr>
-        <w:t xml:space="preserve">温度  w ∈ [1.5, 5.0] °C     湿度  w ∈ [5, 15] %RH</w:t>
+        <w:spacing w:after="60" w:before="60" w:line="440" w:lineRule="exact"/>
+        <w:jc w:val="center"/>
+      </w:pPr>
+      <m:oMath>
+        <m:r>
+          <m:t>[</m:t>
+        </m:r>
+        <m:sSub>
+          <m:sSubPr/>
+          <m:e>
+            <m:r>
+              <m:t>μ</m:t>
+            </m:r>
+          </m:e>
+          <m:sub>
+            <m:r>
+              <m:t>k</m:t>
+            </m:r>
+          </m:sub>
+        </m:sSub>
+        <m:r>
+          <m:t> − w, </m:t>
+        </m:r>
+        <m:sSub>
+          <m:sSubPr/>
+          <m:e>
+            <m:r>
+              <m:t>μ</m:t>
+            </m:r>
+          </m:e>
+          <m:sub>
+            <m:r>
+              <m:t>k</m:t>
+            </m:r>
+          </m:sub>
+        </m:sSub>
+        <m:r>
+          <m:t> + w],   w = clamp(3</m:t>
+        </m:r>
+        <m:sSub>
+          <m:sSubPr/>
+          <m:e>
+            <m:r>
+              <m:t>σ</m:t>
+            </m:r>
+          </m:e>
+          <m:sub>
+            <m:r>
+              <m:t>k</m:t>
+            </m:r>
+          </m:sub>
+        </m:sSub>
+        <m:r>
+          <m:t>, </m:t>
+        </m:r>
+        <m:sSub>
+          <m:sSubPr/>
+          <m:e>
+            <m:r>
+              <m:t>w</m:t>
+            </m:r>
+          </m:e>
+          <m:sub>
+            <m:r>
+              <m:t>min</m:t>
+            </m:r>
+          </m:sub>
+        </m:sSub>
+        <m:r>
+          <m:t>, </m:t>
+        </m:r>
+        <m:sSub>
+          <m:sSubPr/>
+          <m:e>
+            <m:r>
+              <m:t>w</m:t>
+            </m:r>
+          </m:e>
+          <m:sub>
+            <m:r>
+              <m:t>max</m:t>
+            </m:r>
+          </m:sub>
+        </m:sSub>
+        <m:r>
+          <m:t>)</m:t>
+        </m:r>
+      </m:oMath>
+    </w:p>
+    <w:p>
+      <w:pPr>
+        <w:spacing w:after="0" w:before="0" w:line="440" w:lineRule="exact"/>
+        <w:ind w:firstLine="480"/>
+      </w:pPr>
+      <w:r>
+        <w:rPr>
+          <w:rFonts w:ascii="Times New Roman" w:eastAsia="SimSun" w:hAnsi="Times New Roman"/>
+          <w:sz w:val="24"/>
+          <w:szCs w:val="24"/>
+        </w:rPr>
+        <w:t xml:space="preserve">温度取 w ∈ [1.5, 5.0] °C，湿度取 w ∈ [5, 15] %RH。</w:t>
       </w:r>
     </w:p>
     <w:p>
@@ -1254,17 +1463,14 @@
     </w:p>
     <w:p>
       <w:pPr>
-        <w:spacing w:after="60" w:before="60" w:line="240" w:lineRule="exact"/>
-        <w:ind w:left="240"/>
-      </w:pPr>
-      <w:r>
-        <w:rPr>
-          <w:rFonts w:ascii="Consolas" w:eastAsia="SimSun" w:hAnsi="Consolas"/>
-          <w:sz w:val="18"/>
-          <w:szCs w:val="18"/>
-        </w:rPr>
-        <w:t xml:space="preserve">[ max( μ - w , L + g ) ,  min( μ + w , U - g ) ]</w:t>
-      </w:r>
+        <w:spacing w:after="60" w:before="60" w:line="440" w:lineRule="exact"/>
+        <w:jc w:val="center"/>
+      </w:pPr>
+      <m:oMath>
+        <m:r>
+          <m:t>[max(μ − w, L + g),  min(μ + w, U − g)]</m:t>
+        </m:r>
+      </m:oMath>
     </w:p>
     <w:p>
       <w:pPr>
@@ -1398,17 +1604,84 @@
     </w:p>
     <w:p>
       <w:pPr>
-        <w:spacing w:after="60" w:before="60" w:line="240" w:lineRule="exact"/>
-        <w:ind w:left="240"/>
-      </w:pPr>
-      <w:r>
-        <w:rPr>
-          <w:rFonts w:ascii="Consolas" w:eastAsia="SimSun" w:hAnsi="Consolas"/>
-          <w:sz w:val="18"/>
-          <w:szCs w:val="18"/>
-        </w:rPr>
-        <w:t xml:space="preserve">v = [ x(n-1) - x(0) ] / [ ( t(n-1) - t(0) ) / 60 ]</w:t>
-      </w:r>
+        <w:spacing w:after="60" w:before="60" w:line="440" w:lineRule="exact"/>
+        <w:jc w:val="center"/>
+      </w:pPr>
+      <m:oMath>
+        <m:r>
+          <m:t>v = </m:t>
+        </m:r>
+        <m:f>
+          <m:num>
+            <m:r>
+              <m:t>60(</m:t>
+            </m:r>
+            <m:sSub>
+              <m:sSubPr/>
+              <m:e>
+                <m:r>
+                  <m:t>x</m:t>
+                </m:r>
+              </m:e>
+              <m:sub>
+                <m:r>
+                  <m:t>n−1</m:t>
+                </m:r>
+              </m:sub>
+            </m:sSub>
+            <m:r>
+              <m:t> − </m:t>
+            </m:r>
+            <m:sSub>
+              <m:sSubPr/>
+              <m:e>
+                <m:r>
+                  <m:t>x</m:t>
+                </m:r>
+              </m:e>
+              <m:sub>
+                <m:r>
+                  <m:t>0</m:t>
+                </m:r>
+              </m:sub>
+            </m:sSub>
+            <m:r>
+              <m:t>)</m:t>
+            </m:r>
+          </m:num>
+          <m:den>
+            <m:sSub>
+              <m:sSubPr/>
+              <m:e>
+                <m:r>
+                  <m:t>t</m:t>
+                </m:r>
+              </m:e>
+              <m:sub>
+                <m:r>
+                  <m:t>n−1</m:t>
+                </m:r>
+              </m:sub>
+            </m:sSub>
+            <m:r>
+              <m:t> − </m:t>
+            </m:r>
+            <m:sSub>
+              <m:sSubPr/>
+              <m:e>
+                <m:r>
+                  <m:t>t</m:t>
+                </m:r>
+              </m:e>
+              <m:sub>
+                <m:r>
+                  <m:t>0</m:t>
+                </m:r>
+              </m:sub>
+            </m:sSub>
+          </m:den>
+        </m:f>
+      </m:oMath>
     </w:p>
     <w:p>
       <w:pPr>
@@ -1451,7 +1724,77 @@
           <w:sz w:val="24"/>
           <w:szCs w:val="24"/>
         </w:rPr>
-        <w:t xml:space="preserve">告警判据在 1 Hz 安全任务内求值，该任务在网络初始化之前创建。最坏时延为 t(max) = T(sample) + t(GPIO) ≈ 1 s。若将求值置于主循环，则须等待 setup() 中 Wi-Fi（超时 20 s）、NTP、MQTT 全部完成，最坏时延超过 30 s。二者差异已实测验证（4.3 节）。</w:t>
+        <w:t xml:space="preserve">告警判据在 1 Hz 安全任务内求值，该任务在网络初始化之前创建，最坏时延为：</w:t>
+      </w:r>
+    </w:p>
+    <w:p>
+      <w:pPr>
+        <w:spacing w:after="60" w:before="60" w:line="440" w:lineRule="exact"/>
+        <w:jc w:val="center"/>
+      </w:pPr>
+      <m:oMath>
+        <m:sSub>
+          <m:sSubPr/>
+          <m:e>
+            <m:r>
+              <m:t>t</m:t>
+            </m:r>
+          </m:e>
+          <m:sub>
+            <m:r>
+              <m:t>max</m:t>
+            </m:r>
+          </m:sub>
+        </m:sSub>
+        <m:r>
+          <m:t> = </m:t>
+        </m:r>
+        <m:sSub>
+          <m:sSubPr/>
+          <m:e>
+            <m:r>
+              <m:t>T</m:t>
+            </m:r>
+          </m:e>
+          <m:sub>
+            <m:r>
+              <m:t>sample</m:t>
+            </m:r>
+          </m:sub>
+        </m:sSub>
+        <m:r>
+          <m:t> + </m:t>
+        </m:r>
+        <m:sSub>
+          <m:sSubPr/>
+          <m:e>
+            <m:r>
+              <m:t>t</m:t>
+            </m:r>
+          </m:e>
+          <m:sub>
+            <m:r>
+              <m:t>GPIO</m:t>
+            </m:r>
+          </m:sub>
+        </m:sSub>
+        <m:r>
+          <m:t> ≈ 1 s</m:t>
+        </m:r>
+      </m:oMath>
+    </w:p>
+    <w:p>
+      <w:pPr>
+        <w:spacing w:after="0" w:before="0" w:line="440" w:lineRule="exact"/>
+        <w:ind w:firstLine="480"/>
+      </w:pPr>
+      <w:r>
+        <w:rPr>
+          <w:rFonts w:ascii="Times New Roman" w:eastAsia="SimSun" w:hAnsi="Times New Roman"/>
+          <w:sz w:val="24"/>
+          <w:szCs w:val="24"/>
+        </w:rPr>
+        <w:t xml:space="preserve">若将求值置于主循环，则须等待 setup() 中 Wi-Fi（超时 20 s）、NTP、MQTT 全部完成，最坏时延超过 30 s。二者差异已实测验证（4.3 节）。</w:t>
       </w:r>
     </w:p>
     <w:p>

--- a/docs/设计报告.docx
+++ b/docs/设计报告.docx
@@ -898,184 +898,76 @@
     </w:p>
     <w:p>
       <w:pPr>
-        <w:spacing w:after="0" w:before="60" w:line="240" w:lineRule="exact"/>
-        <w:ind w:left="240"/>
-      </w:pPr>
-      <w:r>
-        <w:rPr>
-          <w:rFonts w:ascii="Consolas" w:eastAsia="SimSun" w:hAnsi="Consolas"/>
-          <w:sz w:val="18"/>
-          <w:szCs w:val="18"/>
-        </w:rPr>
-        <w:t xml:space="preserve">        +--------------------------------------------+</w:t>
-      </w:r>
-    </w:p>
-    <w:p>
-      <w:pPr>
-        <w:spacing w:after="0" w:before="0" w:line="240" w:lineRule="exact"/>
-        <w:ind w:left="240"/>
-      </w:pPr>
-      <w:r>
-        <w:rPr>
-          <w:rFonts w:ascii="Consolas" w:eastAsia="SimSun" w:hAnsi="Consolas"/>
-          <w:sz w:val="18"/>
-          <w:szCs w:val="18"/>
-        </w:rPr>
-        <w:t xml:space="preserve">        |  ESP32-S3                  [唯一判决层]     |</w:t>
-      </w:r>
-    </w:p>
-    <w:p>
-      <w:pPr>
-        <w:spacing w:after="0" w:before="0" w:line="240" w:lineRule="exact"/>
-        <w:ind w:left="240"/>
-      </w:pPr>
-      <w:r>
-        <w:rPr>
-          <w:rFonts w:ascii="Consolas" w:eastAsia="SimSun" w:hAnsi="Consolas"/>
-          <w:sz w:val="18"/>
-          <w:szCs w:val="18"/>
-        </w:rPr>
-        <w:t xml:space="preserve"> SHT30-&gt;|  1 Hz 安全任务: 物理有效性 + 硬限 + 告警阈值 |</w:t>
-      </w:r>
-    </w:p>
-    <w:p>
-      <w:pPr>
-        <w:spacing w:after="0" w:before="0" w:line="240" w:lineRule="exact"/>
-        <w:ind w:left="240"/>
-      </w:pPr>
-      <w:r>
-        <w:rPr>
-          <w:rFonts w:ascii="Consolas" w:eastAsia="SimSun" w:hAnsi="Consolas"/>
-          <w:sz w:val="18"/>
-          <w:szCs w:val="18"/>
-        </w:rPr>
-        <w:t xml:space="preserve">        |  中值滤波 -&gt; AdaptiveBaseline (学习正常范围) |</w:t>
-      </w:r>
-    </w:p>
-    <w:p>
-      <w:pPr>
-        <w:spacing w:after="0" w:before="0" w:line="240" w:lineRule="exact"/>
-        <w:ind w:left="240"/>
-      </w:pPr>
-      <w:r>
-        <w:rPr>
-          <w:rFonts w:ascii="Consolas" w:eastAsia="SimSun" w:hAnsi="Consolas"/>
-          <w:sz w:val="18"/>
-          <w:szCs w:val="18"/>
-        </w:rPr>
-        <w:t xml:space="preserve">        |           -&gt; EdgeReasoner (阈值 + 趋势速率)  |</w:t>
-      </w:r>
-    </w:p>
-    <w:p>
-      <w:pPr>
-        <w:spacing w:after="0" w:before="0" w:line="240" w:lineRule="exact"/>
-        <w:ind w:left="240"/>
-      </w:pPr>
-      <w:r>
-        <w:rPr>
-          <w:rFonts w:ascii="Consolas" w:eastAsia="SimSun" w:hAnsi="Consolas"/>
-          <w:sz w:val="18"/>
-          <w:szCs w:val="18"/>
-        </w:rPr>
-        <w:t xml:space="preserve">        |  =&gt; EdgeAssessment {状态,严重度,置信度,原因} |</w:t>
-      </w:r>
-    </w:p>
-    <w:p>
-      <w:pPr>
-        <w:spacing w:after="0" w:before="0" w:line="240" w:lineRule="exact"/>
-        <w:ind w:left="240"/>
-      </w:pPr>
-      <w:r>
-        <w:rPr>
-          <w:rFonts w:ascii="Consolas" w:eastAsia="SimSun" w:hAnsi="Consolas"/>
-          <w:sz w:val="18"/>
-          <w:szCs w:val="18"/>
-        </w:rPr>
-        <w:t xml:space="preserve">        +---+-------------+--------------+------------+</w:t>
-      </w:r>
-    </w:p>
-    <w:p>
-      <w:pPr>
-        <w:spacing w:after="0" w:before="0" w:line="240" w:lineRule="exact"/>
-        <w:ind w:left="240"/>
-      </w:pPr>
-      <w:r>
-        <w:rPr>
-          <w:rFonts w:ascii="Consolas" w:eastAsia="SimSun" w:hAnsi="Consolas"/>
-          <w:sz w:val="18"/>
-          <w:szCs w:val="18"/>
-        </w:rPr>
-        <w:t xml:space="preserve">            |             |              |</w:t>
-      </w:r>
-    </w:p>
-    <w:p>
-      <w:pPr>
-        <w:spacing w:after="0" w:before="0" w:line="240" w:lineRule="exact"/>
-        <w:ind w:left="240"/>
-      </w:pPr>
-      <w:r>
-        <w:rPr>
-          <w:rFonts w:ascii="Consolas" w:eastAsia="SimSun" w:hAnsi="Consolas"/>
-          <w:sz w:val="18"/>
-          <w:szCs w:val="18"/>
-        </w:rPr>
-        <w:t xml:space="preserve">     +------v-----+ +-----v------+ +-----v----------+</w:t>
-      </w:r>
-    </w:p>
-    <w:p>
-      <w:pPr>
-        <w:spacing w:after="0" w:before="0" w:line="240" w:lineRule="exact"/>
-        <w:ind w:left="240"/>
-      </w:pPr>
-      <w:r>
-        <w:rPr>
-          <w:rFonts w:ascii="Consolas" w:eastAsia="SimSun" w:hAnsi="Consolas"/>
-          <w:sz w:val="18"/>
-          <w:szCs w:val="18"/>
-        </w:rPr>
-        <w:t xml:space="preserve">     | 蜂鸣器+OLED| |   IoTDA    | | 本地服务        |</w:t>
-      </w:r>
-    </w:p>
-    <w:p>
-      <w:pPr>
-        <w:spacing w:after="0" w:before="0" w:line="240" w:lineRule="exact"/>
-        <w:ind w:left="240"/>
-      </w:pPr>
-      <w:r>
-        <w:rPr>
-          <w:rFonts w:ascii="Consolas" w:eastAsia="SimSun" w:hAnsi="Consolas"/>
-          <w:sz w:val="18"/>
-          <w:szCs w:val="18"/>
-        </w:rPr>
-        <w:t xml:space="preserve">     | &lt;1s 无网络 | |   MQTTS    | | SQLite + IQR   |</w:t>
-      </w:r>
-    </w:p>
-    <w:p>
-      <w:pPr>
-        <w:spacing w:after="0" w:before="0" w:line="240" w:lineRule="exact"/>
-        <w:ind w:left="240"/>
-      </w:pPr>
-      <w:r>
-        <w:rPr>
-          <w:rFonts w:ascii="Consolas" w:eastAsia="SimSun" w:hAnsi="Consolas"/>
-          <w:sz w:val="18"/>
-          <w:szCs w:val="18"/>
-        </w:rPr>
-        <w:t xml:space="preserve">     +------------+ +------------+ +----------------+</w:t>
-      </w:r>
-    </w:p>
-    <w:p>
-      <w:pPr>
-        <w:spacing w:after="60" w:before="0" w:line="240" w:lineRule="exact"/>
-        <w:ind w:left="240"/>
-      </w:pPr>
-      <w:r>
-        <w:rPr>
-          <w:rFonts w:ascii="Consolas" w:eastAsia="SimSun" w:hAnsi="Consolas"/>
-          <w:sz w:val="18"/>
-          <w:szCs w:val="18"/>
-        </w:rPr>
-        <w:t xml:space="preserve">      [告警出口]      [云端记录]     [记录/验证夹具]</w:t>
+        <w:spacing w:after="0" w:before="0" w:line="440" w:lineRule="exact"/>
+        <w:ind w:firstLine="480"/>
+      </w:pPr>
+      <w:r>
+        <w:rPr>
+          <w:rFonts w:ascii="Times New Roman" w:eastAsia="SimSun" w:hAnsi="Times New Roman"/>
+          <w:sz w:val="24"/>
+          <w:szCs w:val="24"/>
+        </w:rPr>
+        <w:t xml:space="preserve">系统总体结构如图 1 所示。虚线框内为 ESP32-S3 片上决策域，采样、滤波、基线学习、限值判定与告警输出全部在框内闭环；虚线框右侧的云平台与本地服务只接收框内已经得出的结论，不参与任何判定。</w:t>
+      </w:r>
+    </w:p>
+    <w:p>
+      <w:pPr>
+        <w:spacing w:after="60" w:before="120" w:line="240" w:lineRule="auto"/>
+        <w:jc w:val="center"/>
+      </w:pPr>
+      <w:r>
+        <w:drawing>
+          <wp:inline distT="0" distB="0" distL="0" distR="0">
+            <wp:extent cx="5762625" cy="4743450"/>
+            <wp:effectExtent t="0" r="0" b="0" l="0"/>
+            <wp:docPr id="1" name="" descr="" title=""/>
+            <wp:cNvGraphicFramePr>
+              <a:graphicFrameLocks xmlns:a="http://schemas.openxmlformats.org/drawingml/2006/main" noChangeAspect="1"/>
+            </wp:cNvGraphicFramePr>
+            <a:graphic xmlns:a="http://schemas.openxmlformats.org/drawingml/2006/main">
+              <a:graphicData uri="http://schemas.openxmlformats.org/drawingml/2006/picture">
+                <pic:pic xmlns:pic="http://schemas.openxmlformats.org/drawingml/2006/picture">
+                  <pic:nvPicPr>
+                    <pic:cNvPr id="0" name="" descr=""/>
+                    <pic:cNvPicPr>
+                      <a:picLocks noChangeAspect="1" noChangeArrowheads="1"/>
+                    </pic:cNvPicPr>
+                  </pic:nvPicPr>
+                  <pic:blipFill>
+                    <a:blip r:embed="rId8" cstate="none"/>
+                    <a:srcRect/>
+                    <a:stretch>
+                      <a:fillRect/>
+                    </a:stretch>
+                  </pic:blipFill>
+                  <pic:spPr bwMode="auto">
+                    <a:xfrm>
+                      <a:off x="0" y="0"/>
+                      <a:ext cx="5762625" cy="4743450"/>
+                    </a:xfrm>
+                    <a:prstGeom prst="rect">
+                      <a:avLst/>
+                    </a:prstGeom>
+                  </pic:spPr>
+                </pic:pic>
+              </a:graphicData>
+            </a:graphic>
+          </wp:inline>
+        </w:drawing>
+      </w:r>
+    </w:p>
+    <w:p>
+      <w:pPr>
+        <w:spacing w:after="120" w:before="0" w:line="440" w:lineRule="exact"/>
+        <w:jc w:val="center"/>
+      </w:pPr>
+      <w:r>
+        <w:rPr>
+          <w:rFonts w:ascii="Times New Roman" w:eastAsia="SimSun" w:hAnsi="Times New Roman"/>
+          <w:sz w:val="21"/>
+          <w:szCs w:val="21"/>
+        </w:rPr>
+        <w:t xml:space="preserve">图 1  系统总体方框图</w:t>
       </w:r>
     </w:p>
     <w:p>

--- a/docs/设计报告.docx
+++ b/docs/设计报告.docx
@@ -1032,7 +1032,7 @@
     </w:p>
     <w:p>
       <w:pPr>
-        <w:spacing w:after="60" w:before="60" w:line="440" w:lineRule="exact"/>
+        <w:spacing w:after="120" w:before="120" w:line="440" w:lineRule="auto"/>
         <w:jc w:val="center"/>
       </w:pPr>
       <m:oMath>
@@ -1104,7 +1104,7 @@
     </w:p>
     <w:p>
       <w:pPr>
-        <w:spacing w:after="60" w:before="60" w:line="440" w:lineRule="exact"/>
+        <w:spacing w:after="120" w:before="120" w:line="440" w:lineRule="auto"/>
         <w:jc w:val="center"/>
       </w:pPr>
       <m:oMath>
@@ -1206,7 +1206,7 @@
     </w:p>
     <w:p>
       <w:pPr>
-        <w:spacing w:after="60" w:before="60" w:line="440" w:lineRule="exact"/>
+        <w:spacing w:after="120" w:before="120" w:line="440" w:lineRule="auto"/>
         <w:jc w:val="center"/>
       </w:pPr>
       <m:oMath>
@@ -1355,7 +1355,7 @@
     </w:p>
     <w:p>
       <w:pPr>
-        <w:spacing w:after="60" w:before="60" w:line="440" w:lineRule="exact"/>
+        <w:spacing w:after="120" w:before="120" w:line="440" w:lineRule="auto"/>
         <w:jc w:val="center"/>
       </w:pPr>
       <m:oMath>
@@ -1496,7 +1496,7 @@
     </w:p>
     <w:p>
       <w:pPr>
-        <w:spacing w:after="60" w:before="60" w:line="440" w:lineRule="exact"/>
+        <w:spacing w:after="120" w:before="120" w:line="440" w:lineRule="auto"/>
         <w:jc w:val="center"/>
       </w:pPr>
       <m:oMath>
@@ -1621,7 +1621,7 @@
     </w:p>
     <w:p>
       <w:pPr>
-        <w:spacing w:after="60" w:before="60" w:line="440" w:lineRule="exact"/>
+        <w:spacing w:after="120" w:before="120" w:line="440" w:lineRule="auto"/>
         <w:jc w:val="center"/>
       </w:pPr>
       <m:oMath>

--- a/docs/设计报告.docx
+++ b/docs/设计报告.docx
@@ -1461,7 +1461,7 @@
           <w:sz w:val="24"/>
           <w:szCs w:val="24"/>
         </w:rPr>
-        <w:t xml:space="preserve">故引入判据：连续带外样本数 n ≥ N(r) 时判定为环境迁移，清零重新学习；任一带内样本使 n 归零。N(r) 不取常数，而由感知周期反推使其恒等于 1 小时（见 3.4 节），因此改变采样率不会改变“多久算持续偏离”这一语义。由 2.2 节结论，该机制不影响告警行为。</w:t>
+        <w:t xml:space="preserve">故引入判据：连续带外时长达到 1 小时即判定为环境迁移，清零重新学习；任一带内样本使计时归零。该判据按时钟度量而非按样本计数（见 3.4 节），因此处理周期自适应变化不会改变“多久算持续偏离”这一语义。由 2.2 节结论，该机制不影响告警行为。</w:t>
       </w:r>
     </w:p>
     <w:p>
@@ -2402,7 +2402,7 @@
           <w:sz w:val="18"/>
           <w:szCs w:val="18"/>
         </w:rPr>
-        <w:t xml:space="preserve">主循环 (2 s):</w:t>
+        <w:t xml:space="preserve">主循环 (2-10 s, 自适应):</w:t>
       </w:r>
     </w:p>
     <w:p>
@@ -2518,7 +2518,7 @@
           <w:sz w:val="24"/>
           <w:szCs w:val="24"/>
         </w:rPr>
-        <w:t xml:space="preserve">3.4  采样与上报周期的分离</w:t>
+        <w:t xml:space="preserve">3.4  周期的分离，与其中唯一可变的一档</w:t>
       </w:r>
     </w:p>
     <w:p>
@@ -2707,7 +2707,7 @@
                 <w:sz w:val="21"/>
                 <w:szCs w:val="21"/>
               </w:rPr>
-              <w:t xml:space="preserve">1 s</w:t>
+              <w:t xml:space="preserve">1 s，固定</w:t>
             </w:r>
           </w:p>
         </w:tc>
@@ -2781,7 +2781,7 @@
                 <w:sz w:val="21"/>
                 <w:szCs w:val="21"/>
               </w:rPr>
-              <w:t xml:space="preserve">SENSE_INTERVAL_MS</w:t>
+              <w:t xml:space="preserve">处理与上报</w:t>
             </w:r>
           </w:p>
         </w:tc>
@@ -2805,7 +2805,7 @@
                 <w:sz w:val="21"/>
                 <w:szCs w:val="21"/>
               </w:rPr>
-              <w:t xml:space="preserve">2 s</w:t>
+              <w:t xml:space="preserve">2-10 s，自适应</w:t>
             </w:r>
           </w:p>
         </w:tc>
@@ -2829,7 +2829,7 @@
                 <w:sz w:val="21"/>
                 <w:szCs w:val="21"/>
               </w:rPr>
-              <w:t xml:space="preserve">OLED 刷新、本地服务上报</w:t>
+              <w:t xml:space="preserve">滤波、基线、OLED 刷新、本地服务上报</w:t>
             </w:r>
           </w:p>
         </w:tc>
@@ -2853,7 +2853,7 @@
                 <w:sz w:val="21"/>
                 <w:szCs w:val="21"/>
               </w:rPr>
-              <w:t xml:space="preserve">SHT30 响应 τ63≈2 s，更快无新信息</w:t>
+              <w:t xml:space="preserve">下界为 SHT30 响应 τ63≈2 s；上界见下</w:t>
             </w:r>
           </w:p>
         </w:tc>
@@ -2903,7 +2903,7 @@
                 <w:sz w:val="21"/>
                 <w:szCs w:val="21"/>
               </w:rPr>
-              <w:t xml:space="preserve">10 s</w:t>
+              <w:t xml:space="preserve">10 s，固定</w:t>
             </w:r>
           </w:p>
         </w:tc>
@@ -3001,7 +3001,7 @@
                 <w:sz w:val="21"/>
                 <w:szCs w:val="21"/>
               </w:rPr>
-              <w:t xml:space="preserve">60 s</w:t>
+              <w:t xml:space="preserve">60 s，固定</w:t>
             </w:r>
           </w:p>
         </w:tc>
@@ -3078,7 +3078,7 @@
           <w:sz w:val="24"/>
           <w:szCs w:val="24"/>
         </w:rPr>
-        <w:t xml:space="preserve">合并为单一参数将迫使这些约束相互妥协。以感知与上报为例：缩短单一参数可提升显示响应，但云端消息量同比上升。分离后每日上报 1 440 条，占免费额度（10 000 条/日）的 14%，同一额度可支撑约 6 台设备；若取 10 s，单台即占用 86%，第二台设备便会超限。</w:t>
+        <w:t xml:space="preserve">合并为单一参数将迫使这些约束相互妥协。以处理与上报为例：缩短单一参数可提升显示响应，但云端消息量同比上升。分离后每日上报 1 440 条，占免费额度（10 000 条/日）的 14%，同一额度可支撑约 6 台设备；若取 10 s，单台即占用 86%，第二台设备便会超限。</w:t>
       </w:r>
     </w:p>
     <w:p>
@@ -3128,7 +3128,7 @@
           <w:sz w:val="24"/>
           <w:szCs w:val="24"/>
         </w:rPr>
-        <w:t xml:space="preserve">窗口整定的。若直接按感知周期输入，把感知周期由 10 s 缩至 2 s 即等于把窗口缩至 24 s：阈值未变而含义已变——净升条件将取代速率条件成为实际门槛，判定“快速上升”所需的斜率反而由 1.2 °C/min 抬高至约 2 °C/min。</w:t>
+        <w:t xml:space="preserve">窗口整定的。若直接按处理周期输入，该周期一旦自适应，窗口时长便随环境忽长忽短：阈值未变而含义已变——净升条件将取代速率条件成为实际门槛，判定“快速上升”所需的斜率反而被抬高。这也正是自适应上界取 EDGE_SAMPLE_INTERVAL_MS 的原因：上报再慢，推理窗口就喂不满了。</w:t>
       </w:r>
     </w:p>
     <w:p>
@@ -3139,10 +3139,66 @@
       <w:r>
         <w:rPr>
           <w:rFonts w:ascii="Times New Roman" w:eastAsia="SimSun" w:hAnsi="Times New Roman"/>
-          <w:sz w:val="24"/>
-          <w:szCs w:val="24"/>
-        </w:rPr>
-        <w:t xml:space="preserve">同理，基线的预热样本数与重学判据在实现上按样本计数，其语义却是时长，二者均由感知周期反推得出（预热 4 min、重学 1 h），从而在感知周期改变时保持不变。</w:t>
+          <w:b/>
+          <w:bCs/>
+          <w:sz w:val="24"/>
+          <w:szCs w:val="24"/>
+        </w:rPr>
+        <w:t xml:space="preserve">四档之中只有一档允许自适应。</w:t>
+      </w:r>
+      <w:r>
+        <w:rPr>
+          <w:rFonts w:ascii="Times New Roman" w:eastAsia="SimSun" w:hAnsi="Times New Roman"/>
+          <w:sz w:val="24"/>
+          <w:szCs w:val="24"/>
+        </w:rPr>
+        <w:t xml:space="preserve"> 其判据取自基线已学到的平均偏差——本场所平时的波动幅度。偏差小则上报间隔向 10 s 拉长；出现状态变迁、严重度非 info、基线未就绪、带外或越硬限中的任何一项，立即回到 2 s 并锁定 30 s。变慢每周期仅 +500 ms 且随时可被打断，变快一步到位——该不对称使判断失误的代价落在“多处理几次”一侧，而非“发现得晚”一侧。</w:t>
+      </w:r>
+    </w:p>
+    <w:p>
+      <w:pPr>
+        <w:spacing w:after="0" w:before="0" w:line="440" w:lineRule="exact"/>
+        <w:ind w:firstLine="480"/>
+      </w:pPr>
+      <w:r>
+        <w:rPr>
+          <w:rFonts w:ascii="Times New Roman" w:eastAsia="SimSun" w:hAnsi="Times New Roman"/>
+          <w:sz w:val="24"/>
+          <w:szCs w:val="24"/>
+        </w:rPr>
+        <w:t xml:space="preserve">需要强调的是，</w:t>
+      </w:r>
+      <w:r>
+        <w:rPr>
+          <w:rFonts w:ascii="Times New Roman" w:eastAsia="SimSun" w:hAnsi="Times New Roman"/>
+          <w:b/>
+          <w:bCs/>
+          <w:sz w:val="24"/>
+          <w:szCs w:val="24"/>
+        </w:rPr>
+        <w:t xml:space="preserve">自适应的是处理与上报，不是采样</w:t>
+      </w:r>
+      <w:r>
+        <w:rPr>
+          <w:rFonts w:ascii="Times New Roman" w:eastAsia="SimSun" w:hAnsi="Times New Roman"/>
+          <w:sz w:val="24"/>
+          <w:szCs w:val="24"/>
+        </w:rPr>
+        <w:t xml:space="preserve">。传感器仍由 1 Hz 安全任务读取，一次不少，因为采样频率即告警时延。这一档之所以敢于可变，恰恰因为告警不经过它：把硬限判定放进独立 1 Hz 任务是本系统早期的架构决定，其回报正体现于此。</w:t>
+      </w:r>
+    </w:p>
+    <w:p>
+      <w:pPr>
+        <w:spacing w:after="0" w:before="0" w:line="440" w:lineRule="exact"/>
+        <w:ind w:firstLine="480"/>
+      </w:pPr>
+      <w:r>
+        <w:rPr>
+          <w:rFonts w:ascii="Times New Roman" w:eastAsia="SimSun" w:hAnsi="Times New Roman"/>
+          <w:sz w:val="24"/>
+          <w:szCs w:val="24"/>
+        </w:rPr>
+        <w:t xml:space="preserve">自适应还要求基线的两个判据改为按时钟度量。预热与重学在实现上原本按样本计数，其语义却是时长；周期固定时二者可由周期反推换算，周期一旦可变，换算即失效。故 observe() 改为接收 millis()，预热按累计 4 min、重学按连续带外 1 h 直接判定，且单次调用最多计入 60 s。</w:t>
       </w:r>
     </w:p>
     <w:p>
@@ -3250,7 +3306,7 @@
           <w:sz w:val="24"/>
           <w:szCs w:val="24"/>
         </w:rPr>
-        <w:t xml:space="preserve">室温 24–27 °C，相对湿度 43–48 %RH；告警阈值 30 °C / 70 %RH；感知周期 2 s，云端上报周期 60 s。</w:t>
+        <w:t xml:space="preserve">室温 24–27 °C，相对湿度 43–48 %RH；告警阈值 30 °C / 70 %RH；处理与上报周期 2–10 s 自适应，云端上报周期 60 s。</w:t>
       </w:r>
     </w:p>
     <w:p>
@@ -3484,7 +3540,7 @@
           <w:sz w:val="24"/>
           <w:szCs w:val="24"/>
         </w:rPr>
-        <w:t xml:space="preserve"> 设备每个感知周期上报一次判决，而 edge_assessments 表仅记录状态变迁：实测 8 次上报产生 3 行记录，每行时间戳即该状态的起始时刻。</w:t>
+        <w:t xml:space="preserve"> 设备每个上报周期发送一次判决，而 edge_assessments 表仅记录状态变迁：实测 8 次上报产生 3 行记录，每行时间戳即该状态的起始时刻。</w:t>
       </w:r>
     </w:p>
     <w:p>
@@ -4009,7 +4065,7 @@
           <w:sz w:val="24"/>
           <w:szCs w:val="24"/>
         </w:rPr>
-        <w:t xml:space="preserve">单设备每日产生 43 200 次本地判决（2 s 周期），全部在设备上完成，无计费开销；上行云端消息 1 440 条，占免费额度 14%。</w:t>
+        <w:t xml:space="preserve">单设备每日至多产生 43 200 次本地判决（2 s 下界），环境安静时随上报周期拉长而减少，全部在设备上完成，无计费开销；上行云端消息 1 440 条，占免费额度 14%。</w:t>
       </w:r>
     </w:p>
     <w:p>
@@ -4095,6 +4151,24 @@
         </w:rPr>
         <w:t xml:space="preserve">：RAM 与 Flash 占用均低于 15%，其中推理本身不足 0.2 KB。</w:t>
       </w:r>
+      <w:r>
+        <w:rPr>
+          <w:rFonts w:ascii="Times New Roman" w:eastAsia="SimSun" w:hAnsi="Times New Roman"/>
+          <w:b/>
+          <w:bCs/>
+          <w:sz w:val="24"/>
+          <w:szCs w:val="24"/>
+        </w:rPr>
+        <w:t xml:space="preserve">学到的东西有两个去处</w:t>
+      </w:r>
+      <w:r>
+        <w:rPr>
+          <w:rFonts w:ascii="Times New Roman" w:eastAsia="SimSun" w:hAnsi="Times New Roman"/>
+          <w:sz w:val="24"/>
+          <w:szCs w:val="24"/>
+        </w:rPr>
+        <w:t xml:space="preserve">：基线学到的偏差不仅用于判定是否偏离常态，还用于决定处理与上报的频度，而采样、硬限与告警始终固定于 1 Hz——采样频率即告警时延，这一档不可让渡。</w:t>
+      </w:r>
     </w:p>
     <w:p>
       <w:pPr>
@@ -4122,6 +4196,38 @@
           <w:szCs w:val="24"/>
         </w:rPr>
         <w:t xml:space="preserve">后续工作方向：将 IoTDA 转发接入云端看板以摆脱同网段依赖；补齐应用侧命令下发；扩展多设备管理与告警分级；将开发板与模块整合为单块印制板，以消除接线引入的故障点。</w:t>
+      </w:r>
+    </w:p>
+    <w:p>
+      <w:pPr>
+        <w:spacing w:after="0" w:before="0" w:line="440" w:lineRule="exact"/>
+        <w:ind w:firstLine="480"/>
+      </w:pPr>
+      <w:r>
+        <w:rPr>
+          <w:rFonts w:ascii="Times New Roman" w:eastAsia="SimSun" w:hAnsi="Times New Roman"/>
+          <w:sz w:val="24"/>
+          <w:szCs w:val="24"/>
+        </w:rPr>
+        <w:t xml:space="preserve">其中一项已具备明确的实施路径：</w:t>
+      </w:r>
+      <w:r>
+        <w:rPr>
+          <w:rFonts w:ascii="Times New Roman" w:eastAsia="SimSun" w:hAnsi="Times New Roman"/>
+          <w:b/>
+          <w:bCs/>
+          <w:sz w:val="24"/>
+          <w:szCs w:val="24"/>
+        </w:rPr>
+        <w:t xml:space="preserve">令采样本身也可自适应</w:t>
+      </w:r>
+      <w:r>
+        <w:rPr>
+          <w:rFonts w:ascii="Times New Roman" w:eastAsia="SimSun" w:hAnsi="Times New Roman"/>
+          <w:sz w:val="24"/>
+          <w:szCs w:val="24"/>
+        </w:rPr>
+        <w:t xml:space="preserve">。当前采样固定 1 Hz，因为该频率即告警时延。两全的做法是启用 SHT30 自带的 ALERT 引脚——将告警阈值写入芯片的限值寄存器，越限由传感器硬件中断通知 MCU，MCU 便可降低采样率，且时延优于 1 Hz 轮询。所用模块已将该引脚引出（丝印 AL），所缺者为一根至空闲 GPIO 的连线与限值寄存器配置。本版未纳入，是因为 ALERT 仅在周期测量模式下有效，启用它需改动当前已验证的采样路径。</w:t>
       </w:r>
     </w:p>
     <w:p>
@@ -4923,7 +5029,7 @@
                 <w:sz w:val="21"/>
                 <w:szCs w:val="21"/>
               </w:rPr>
-              <w:t xml:space="preserve">安全采样 / 感知 / 推理输入 / 云端上报</w:t>
+              <w:t xml:space="preserve">安全采样 / 处理上报 / 推理输入 / 云端上报</w:t>
             </w:r>
           </w:p>
         </w:tc>
@@ -4947,7 +5053,7 @@
                 <w:sz w:val="21"/>
                 <w:szCs w:val="21"/>
               </w:rPr>
-              <w:t xml:space="preserve">1 s / 2 s / 10 s / 60 s</w:t>
+              <w:t xml:space="preserve">1 s / 2-10 s / 10 s / 60 s</w:t>
             </w:r>
           </w:p>
         </w:tc>
@@ -4971,7 +5077,7 @@
                 <w:sz w:val="21"/>
                 <w:szCs w:val="21"/>
               </w:rPr>
-              <w:t xml:space="preserve">SENSE_ 与 CLOUD_INTERVAL_MS 等</w:t>
+              <w:t xml:space="preserve">senseIntervalMs 等</w:t>
             </w:r>
           </w:p>
         </w:tc>
@@ -5193,7 +5299,7 @@
                 <w:sz w:val="21"/>
                 <w:szCs w:val="21"/>
               </w:rPr>
-              <w:t xml:space="preserve">按感知周期折算样本数</w:t>
+              <w:t xml:space="preserve">按时钟计：warmupMs 等</w:t>
             </w:r>
           </w:p>
         </w:tc>
